--- a/barbearia_sistema_v_1_0_0_2026.docx
+++ b/barbearia_sistema_v_1_0_0_2026.docx
@@ -3567,6 +3567,9 @@
         <w:ind w:left="360"/>
       </w:pPr>
       <w:r>
+        <w:rPr>
+          <w:noProof/>
+        </w:rPr>
         <w:lastRenderedPageBreak/>
         <w:drawing>
           <wp:inline distT="0" distB="0" distL="0" distR="0" wp14:anchorId="59330F97" wp14:editId="5903BA3F">
@@ -3642,6 +3645,9 @@
         <w:ind w:left="855"/>
       </w:pPr>
       <w:r>
+        <w:rPr>
+          <w:noProof/>
+        </w:rPr>
         <w:lastRenderedPageBreak/>
         <w:drawing>
           <wp:inline distT="0" distB="0" distL="0" distR="0" wp14:anchorId="56029530" wp14:editId="3C224681">
@@ -3710,7 +3716,7 @@
         </w:rPr>
         <w:lastRenderedPageBreak/>
         <w:drawing>
-          <wp:inline distT="0" distB="0" distL="0" distR="0" wp14:anchorId="3187135C" wp14:editId="5F8EAC2C">
+          <wp:inline distT="0" distB="0" distL="0" distR="0" wp14:anchorId="3187135C" wp14:editId="6E3BEDE4">
             <wp:extent cx="5400040" cy="6933565"/>
             <wp:effectExtent l="0" t="0" r="0" b="635"/>
             <wp:docPr id="456650465" name="Imagem 6"/>
@@ -4160,6 +4166,9 @@
         <w:tabs>
           <w:tab w:val="left" w:pos="2910"/>
         </w:tabs>
+        <w:rPr>
+          <w:noProof/>
+        </w:rPr>
       </w:pPr>
       <w:r>
         <w:rPr>
@@ -4202,9 +4211,109 @@
         </w:drawing>
       </w:r>
     </w:p>
+    <w:p>
+      <w:pPr>
+        <w:tabs>
+          <w:tab w:val="left" w:pos="4845"/>
+        </w:tabs>
+      </w:pPr>
+      <w:r>
+        <w:tab/>
+      </w:r>
+    </w:p>
+    <w:p>
+      <w:pPr>
+        <w:tabs>
+          <w:tab w:val="left" w:pos="4845"/>
+        </w:tabs>
+      </w:pPr>
+    </w:p>
+    <w:p>
+      <w:pPr>
+        <w:pStyle w:val="Ttulo1"/>
+        <w:numPr>
+          <w:ilvl w:val="0"/>
+          <w:numId w:val="1"/>
+        </w:numPr>
+      </w:pPr>
+      <w:r>
+        <w:t>Arquitetura do Sistema</w:t>
+      </w:r>
+    </w:p>
+    <w:p/>
+    <w:p>
+      <w:r>
+        <w:rPr>
+          <w:noProof/>
+        </w:rPr>
+        <w:drawing>
+          <wp:anchor distT="0" distB="0" distL="114300" distR="114300" simplePos="0" relativeHeight="251669504" behindDoc="1" locked="0" layoutInCell="1" allowOverlap="1" wp14:anchorId="3786D75F" wp14:editId="78F51BE4">
+            <wp:simplePos x="0" y="0"/>
+            <wp:positionH relativeFrom="margin">
+              <wp:posOffset>-997585</wp:posOffset>
+            </wp:positionH>
+            <wp:positionV relativeFrom="paragraph">
+              <wp:posOffset>1394460</wp:posOffset>
+            </wp:positionV>
+            <wp:extent cx="7982585" cy="4652010"/>
+            <wp:effectExtent l="7938" t="0" r="7302" b="7303"/>
+            <wp:wrapTight wrapText="bothSides">
+              <wp:wrapPolygon edited="0">
+                <wp:start x="21" y="21637"/>
+                <wp:lineTo x="21568" y="21637"/>
+                <wp:lineTo x="21568" y="55"/>
+                <wp:lineTo x="21" y="55"/>
+                <wp:lineTo x="21" y="21637"/>
+              </wp:wrapPolygon>
+            </wp:wrapTight>
+            <wp:docPr id="1607820192" name="Gráfico 6"/>
+            <wp:cNvGraphicFramePr>
+              <a:graphicFrameLocks xmlns:a="http://schemas.openxmlformats.org/drawingml/2006/main" noChangeAspect="1"/>
+            </wp:cNvGraphicFramePr>
+            <a:graphic xmlns:a="http://schemas.openxmlformats.org/drawingml/2006/main">
+              <a:graphicData uri="http://schemas.openxmlformats.org/drawingml/2006/picture">
+                <pic:pic xmlns:pic="http://schemas.openxmlformats.org/drawingml/2006/picture">
+                  <pic:nvPicPr>
+                    <pic:cNvPr id="1607820192" name="Gráfico 1607820192"/>
+                    <pic:cNvPicPr/>
+                  </pic:nvPicPr>
+                  <pic:blipFill>
+                    <a:blip r:embed="rId18">
+                      <a:extLst>
+                        <a:ext uri="{96DAC541-7B7A-43D3-8B79-37D633B846F1}">
+                          <asvg:svgBlip xmlns:asvg="http://schemas.microsoft.com/office/drawing/2016/SVG/main" r:embed="rId19"/>
+                        </a:ext>
+                      </a:extLst>
+                    </a:blip>
+                    <a:stretch>
+                      <a:fillRect/>
+                    </a:stretch>
+                  </pic:blipFill>
+                  <pic:spPr>
+                    <a:xfrm rot="5400000">
+                      <a:off x="0" y="0"/>
+                      <a:ext cx="7982585" cy="4652010"/>
+                    </a:xfrm>
+                    <a:prstGeom prst="rect">
+                      <a:avLst/>
+                    </a:prstGeom>
+                  </pic:spPr>
+                </pic:pic>
+              </a:graphicData>
+            </a:graphic>
+            <wp14:sizeRelH relativeFrom="margin">
+              <wp14:pctWidth>0</wp14:pctWidth>
+            </wp14:sizeRelH>
+            <wp14:sizeRelV relativeFrom="margin">
+              <wp14:pctHeight>0</wp14:pctHeight>
+            </wp14:sizeRelV>
+          </wp:anchor>
+        </w:drawing>
+      </w:r>
+    </w:p>
     <w:sectPr>
-      <w:headerReference w:type="default" r:id="rId18"/>
-      <w:footerReference w:type="default" r:id="rId19"/>
+      <w:headerReference w:type="default" r:id="rId20"/>
+      <w:footerReference w:type="default" r:id="rId21"/>
       <w:pgSz w:w="11906" w:h="16838"/>
       <w:pgMar w:top="1417" w:right="1701" w:bottom="1417" w:left="1701" w:header="708" w:footer="708" w:gutter="0"/>
       <w:cols w:space="708"/>
